--- a/일본판/4부/4부_10화_파벌의_붕괴.docx
+++ b/일본판/4부/4부_10화_파벌의_붕괴.docx
@@ -138,7 +138,7 @@
           <w:i w:val="0"/>
           <w:sz w:val="22"/>
         </w:rPr>
-        <w:t>二時間と十分です。(長椅子に腰を下ろす)調書は、前回の通りでした。「存じません」が三つ、そのまま「存じません」と書いてあります。</w:t>
+        <w:t>二時間と十分です。(長椅子に腰を下ろす)調書は前回の通りでした。「存じません」が三つ、そのまま「存じません」と書いてあります。</w:t>
       </w:r>
     </w:p>
     <w:p>
@@ -268,7 +268,7 @@
           <w:i w:val="0"/>
           <w:sz w:val="22"/>
         </w:rPr>
-        <w:t>証拠として公判に出れば、公開されます。その前に、こちらから外へ出すことはありません。(少し間)出すとすれば、依頼主の判断になります。依頼主は、先生でしたね。</w:t>
+        <w:t>証拠として公判に出れば、公開されます。その前に、こちらから外へ出すことはありません。(少し間)出すとすれば、依頼主の判断になります。依頼主は先生でしたね。</w:t>
       </w:r>
     </w:p>
     <w:p>
@@ -420,7 +420,7 @@
           <w:color w:val="555555"/>
           <w:sz w:val="22"/>
         </w:rPr>
-        <w:t>(2024年2月5日(月)午前八時十分。潮音会事務局の入る雑居ビル七階。廊下に段ボールが積まれ「捜索差押許可状」を手にした捜査員が出入りする。事務局の奥の席で、大関が腕を組んで座っている。隣で岩渕が、青い顔で電話を切る。遼が灯と共に息を切らして入ってくる。)</w:t>
+        <w:t>(2024年2月5日(月)午前八時十分。潮音会事務局の入る雑居ビル七階。廊下に段ボールが積まれ「捜索差押許可状」を手にした捜査員が出入りする。事務局の奥の席で、大関が腕を組んで座っている。隣で岩渕が青い顔で電話を切る。遼が灯と共に息を切らして入ってくる。)</w:t>
       </w:r>
     </w:p>
     <w:p>
@@ -443,7 +443,7 @@
           <w:i w:val="0"/>
           <w:sz w:val="22"/>
         </w:rPr>
-        <w:t>先生。……七時に、一斉に入られました。うちだけではありません。綾瀬会も蒼海会も、晴嵐会も玄洋会も、同じ時刻です。</w:t>
+        <w:t>先生。……七時に一斉に入られました。うちだけではありません。綾瀬会も蒼海会も、晴嵐会も玄洋会も、同じ時刻です。</w:t>
       </w:r>
     </w:p>
     <w:p>
@@ -604,7 +604,7 @@
           <w:i w:val="0"/>
           <w:sz w:val="22"/>
         </w:rPr>
-        <w:t>出しました。任意で。父の団体の、父の名義の、三十年分の写しを。(間)派閥の帳簿は、出していません。僕の手元には、ありません。</w:t>
+        <w:t>出しました。任意で。父の団体の父の名義の、三十年分の写しを。(間)派閥の帳簿は、出していません。僕の手元には、ありません。</w:t>
       </w:r>
     </w:p>
     <w:p>
@@ -665,7 +665,7 @@
           <w:color w:val="555555"/>
           <w:sz w:val="22"/>
         </w:rPr>
-        <w:t>(捜査員が、棚の台帳を箱に詰める。ガムテープの音。岩渕が、その手元をじっと見る。)</w:t>
+        <w:t>(捜査員が棚の台帳を箱に詰める。ガムテープの音。岩渕がその手元をじっと見る。)</w:t>
       </w:r>
     </w:p>
     <w:p>
@@ -749,7 +749,7 @@
           <w:color w:val="555555"/>
           <w:sz w:val="22"/>
         </w:rPr>
-        <w:t>(沈黙。大関は、腕を組んだまま、窓の外を見る。ブラインドの隙間に、冬の光。灯が手帳の端を握っている。)</w:t>
+        <w:t>(沈黙。大関は腕を組んだまま、窓の外を見る。ブラインドの隙間に、冬の光。灯が手帳の端を握っている。)</w:t>
       </w:r>
     </w:p>
     <w:p>
@@ -795,7 +795,7 @@
           <w:i w:val="0"/>
           <w:sz w:val="22"/>
         </w:rPr>
-        <w:t>まだ、誰にも畳めとは言っていません。</w:t>
+        <w:t>まだ誰にも畳めとは言っていません。</w:t>
       </w:r>
     </w:p>
     <w:p>
@@ -833,7 +833,7 @@
           <w:color w:val="555555"/>
           <w:sz w:val="22"/>
         </w:rPr>
-        <w:t>(段ボールが一つ、また一つ、運び出される。廊下で、新しい声。「次八階」。)</w:t>
+        <w:t>(段ボールが一つ、また一つ、運び出される。廊下で新しい声。「次八階」。)</w:t>
       </w:r>
     </w:p>
     <w:p>
@@ -886,7 +886,7 @@
           <w:i w:val="0"/>
           <w:sz w:val="22"/>
         </w:rPr>
-        <w:t>全国紙の見出しは「五派閥、不記載の還元、計十三億一千四百万円」。内訳は、綾瀬会が四億一千万円、蒼海会が三億三千万円、晴嵐会が二億二千万円、玄洋会が一億六千万円、そして潮音会が一億九千四百万円。直近五年分です。</w:t>
+        <w:t>全国紙の見出しは「五派閥、不記載の還元、計十三億一千四百万円」。内訳は綾瀬会が四億一千万円、蒼海会が三億三千万円、晴嵐会が二億二千万円、玄洋会が一億六千万円、そして潮音会が一億九千四百万円。直近五年分です。</w:t>
       </w:r>
     </w:p>
     <w:p>
@@ -909,7 +909,7 @@
           <w:i w:val="0"/>
           <w:sz w:val="22"/>
         </w:rPr>
-        <w:t>潮音会は、五つのうちで、どのあたりですか。</w:t>
+        <w:t>潮音会は五つのうちで、どのあたりですか。</w:t>
       </w:r>
     </w:p>
     <w:p>
@@ -932,7 +932,7 @@
           <w:i w:val="0"/>
           <w:sz w:val="22"/>
         </w:rPr>
-        <w:t>大きいほうから数えて、四番目です。小さい、とは言えません。(紙をめくる)奥浜新報は、地元面で「三代目、昨年から写しを提出」と。出したことは、すでに書かれています。</w:t>
+        <w:t>大きいほうから数えて、四番目です。小さいとは言えません。(紙をめくる)奥浜新報は、地元面で「三代目、昨年から写しを提出」と。出したことは、すでに書かれています。</w:t>
       </w:r>
     </w:p>
     <w:p>
@@ -955,7 +955,7 @@
           <w:i w:val="0"/>
           <w:sz w:val="22"/>
         </w:rPr>
-        <w:t>出た情報は、検察の側からではなく、事務局の側からでしょう。どちらにしても、先生の写しの中身は、まだ誰も見ていない。</w:t>
+        <w:t>出た情報は検察の側からではなく、事務局の側からでしょう。どちらにしても、先生の写しの中身は、まだ誰も見ていない。</w:t>
       </w:r>
     </w:p>
     <w:p>
@@ -978,7 +978,7 @@
           <w:i w:val="0"/>
           <w:sz w:val="22"/>
         </w:rPr>
-        <w:t>出すかどうか。(手帳に目を落とす)昼から、ずっと考えています。</w:t>
+        <w:t>出すかどうか。(手帳に目を落とす)昼からずっと考えています。</w:t>
       </w:r>
     </w:p>
     <w:p>
@@ -1001,7 +1001,7 @@
           <w:i w:val="0"/>
           <w:sz w:val="22"/>
         </w:rPr>
-        <w:t>法的な義務は、ありません。出さなくても、公判で出ます。出せば、先生が自分の手で扉を開けることになる。ただし、一度開けると、閉められません。</w:t>
+        <w:t>法的な義務は、ありません。出さなくても、公判で出ます。出せば先生が自分の手で扉を開けることになる。ただし一度開けると、閉められません。</w:t>
       </w:r>
     </w:p>
     <w:p>
@@ -1024,7 +1024,7 @@
           <w:i w:val="0"/>
           <w:sz w:val="22"/>
         </w:rPr>
-        <w:t>私は、出すべきだと思います。数字と構造だけなら、他の派閥と同じ形をしていると、誰が見ても分かります。「潮音会だけが違う」という話にも「潮音会だけが悪い」という話にも、ならない。</w:t>
+        <w:t>私は出すべきだと思います。数字と構造だけなら、他の派閥と同じ形をしていると、誰が見ても分かります。「潮音会だけが違う」という話にも「潮音会だけが悪い」という話にも、ならない。</w:t>
       </w:r>
     </w:p>
     <w:p>
@@ -1070,7 +1070,7 @@
           <w:i w:val="0"/>
           <w:sz w:val="22"/>
         </w:rPr>
-        <w:t>はい。仕組みなら、誰が読んでも、一人の秘書の話ではなくなります。</w:t>
+        <w:t>はい。仕組みなら誰が読んでも、一人の秘書の話ではなくなります。</w:t>
       </w:r>
     </w:p>
     <w:p>
@@ -1108,7 +1108,7 @@
           <w:i w:val="0"/>
           <w:sz w:val="22"/>
         </w:rPr>
-        <w:t>発言をお許しください。報告書の署名は、私のものでございます。公表されれば、名前は、世に出ます。それで構いません。ただ遼さんが、私のために出す、出さないを決めることは、お控えください。</w:t>
+        <w:t>発言をお許しください。報告書の署名は、私のものでございます。公表されれば、名前は世に出ます。それで構いません。ただ遼さんが、私のために出す、出さないを決めることは、お控えください。</w:t>
       </w:r>
     </w:p>
     <w:p>
@@ -1154,7 +1154,7 @@
           <w:i w:val="0"/>
           <w:sz w:val="22"/>
         </w:rPr>
-        <w:t>二つ、注意を。一つは、結果の数字は、検察と事実が食い違わないこと。もう一つは、余白の書き込みです。あれは、故人の私的な書き付けで、遺族が同意しなければ、出す筋合いがありません。</w:t>
+        <w:t>二つ注意を。一つは結果の数字は、検察と事実が食い違わないこと。もう一つは、余白の書き込みです。あれは故人の私的な書き付けで、遺族が同意しなければ、出す筋合いがありません。</w:t>
       </w:r>
     </w:p>
     <w:p>
@@ -1177,7 +1177,7 @@
           <w:i w:val="0"/>
           <w:sz w:val="22"/>
         </w:rPr>
-        <w:t>母に、聞きます。明日。</w:t>
+        <w:t>母に聞きます。明日。</w:t>
       </w:r>
     </w:p>
     <w:p>
@@ -1192,7 +1192,7 @@
           <w:color w:val="555555"/>
           <w:sz w:val="22"/>
         </w:rPr>
-        <w:t>(三浦が、鉄瓶から、宇佐美の湯呑みへ注ぐ。榊はまたお気持ちだけで、と目で言う。灯が見本刷りを裏返す。)</w:t>
+        <w:t>(三浦が鉄瓶から、宇佐美の湯呑みへ注ぐ。榊はまたお気持ちだけで、と目で言う。灯が見本刷りを裏返す。)</w:t>
       </w:r>
     </w:p>
     <w:p>
@@ -1222,7 +1222,7 @@
           <w:color w:val="555555"/>
           <w:sz w:val="22"/>
         </w:rPr>
-        <w:t>(2024年2月10日(土)午後二時。汐見の真壁家。居間の炬燵に、澄子と遼。台所から、焙じ茶の匂い。仏壇の功の写真に、小さな湯呑み。遼は茶色い封筒を持っている。中は余白の一覧表の写し。)</w:t>
+        <w:t>(2024年2月10日(土)午後二時。汐見の真壁家。居間の炬燵に、澄子と遼。台所から焙じ茶の匂い。仏壇の功の写真に、小さな湯呑み。遼は茶色い封筒を持っている。中は余白の一覧表の写し。)</w:t>
       </w:r>
     </w:p>
     <w:p>
@@ -1245,7 +1245,7 @@
           <w:i w:val="0"/>
           <w:sz w:val="22"/>
         </w:rPr>
-        <w:t>新聞は、読みました。五つ並んでいましたね。</w:t>
+        <w:t>新聞は読みました。五つ並んでいましたね。</w:t>
       </w:r>
     </w:p>
     <w:p>
@@ -1268,7 +1268,7 @@
           <w:i w:val="0"/>
           <w:sz w:val="22"/>
         </w:rPr>
-        <w:t>はい。うちは、四番目でした。</w:t>
+        <w:t>はい。うちは四番目でした。</w:t>
       </w:r>
     </w:p>
     <w:p>
@@ -1291,7 +1291,7 @@
           <w:i w:val="0"/>
           <w:sz w:val="22"/>
         </w:rPr>
-        <w:t>四番目。(小さく笑う)あの人は、何でも二番目か三番目を好みました。一番は、目立つから。</w:t>
+        <w:t>四番目。(小さく笑う)あの人は、何でも二番目か三番目を好みました。一番は目立つから。</w:t>
       </w:r>
     </w:p>
     <w:p>
@@ -1314,7 +1314,7 @@
           <w:i w:val="0"/>
           <w:sz w:val="22"/>
         </w:rPr>
-        <w:t>母さん。公開の話に来ました。報告書は、来週の火曜に、僕の名前で出します。数字と、仕組みと、二十四頁の欠けたことまで。(封筒に手を置く)余白の書き込みだけが、決まりません。</w:t>
+        <w:t>母さん。公開の話に来ました。報告書は来週の火曜に、僕の名前で出します。数字と仕組みと、二十四頁の欠けたことまで。(封筒に手を置く)余白の書き込みだけが、決まりません。</w:t>
       </w:r>
     </w:p>
     <w:p>
@@ -1360,7 +1360,7 @@
           <w:i w:val="0"/>
           <w:sz w:val="22"/>
         </w:rPr>
-        <w:t>四十八です。榊さんが、綴じ代の影に、もう一つ見つけました。</w:t>
+        <w:t>四十八です。榊さんが綴じ代の影に、もう一つ見つけました。</w:t>
       </w:r>
     </w:p>
     <w:p>
@@ -1375,7 +1375,7 @@
           <w:color w:val="555555"/>
           <w:sz w:val="22"/>
         </w:rPr>
-        <w:t>(澄子は、炬燵の布団の端を、指で撫でる。)</w:t>
+        <w:t>(澄子は炬燵の布団の端を、指で撫でる。)</w:t>
       </w:r>
     </w:p>
     <w:p>
@@ -1444,7 +1444,7 @@
           <w:i w:val="0"/>
           <w:sz w:val="22"/>
         </w:rPr>
-        <w:t>でも、あの人の字を私も、先に読みたかったと、思っています。(間)四十年、同じ屋根の下で、あの人が何を背負っていたのか結局、他人の手を通してしか、知れない。</w:t>
+        <w:t>でもあの人の字を私も、先に読みたかったと、思っています。(間)四十年、同じ屋根の下で、あの人が何を背負っていたのか結局、他人の手を通してしか、知れない。</w:t>
       </w:r>
     </w:p>
     <w:p>
@@ -1490,7 +1490,7 @@
           <w:i w:val="0"/>
           <w:sz w:val="22"/>
         </w:rPr>
-        <w:t>いいえ。(首を振る)今は読みません。読んだら、怒るか、許すか、決めなければならなくなる。まだ決められません。</w:t>
+        <w:t>いいえ。(首を振る)今は読みません。読んだら、怒るか、許すか決めなければならなくなる。まだ決められません。</w:t>
       </w:r>
     </w:p>
     <w:p>
@@ -1505,7 +1505,7 @@
           <w:color w:val="555555"/>
           <w:sz w:val="22"/>
         </w:rPr>
-        <w:t>(遼は黙って、湯呑みに手を添える。)</w:t>
+        <w:t>(遼は黙って湯呑みに手を添える。)</w:t>
       </w:r>
     </w:p>
     <w:p>
@@ -1528,7 +1528,7 @@
           <w:i w:val="0"/>
           <w:sz w:val="22"/>
         </w:rPr>
-        <w:t>遼。あなたが決めなさい。ただし、決めたら、理由を紙に書いておきなさい。いつか、あなたが、誰かに問われる日のために。</w:t>
+        <w:t>遼。あなたが決めなさい。ただし決めたら、理由を紙に書いておきなさい。いつかあなたが、誰かに問われる日のために。</w:t>
       </w:r>
     </w:p>
     <w:p>
@@ -1551,7 +1551,7 @@
           <w:i w:val="0"/>
           <w:sz w:val="22"/>
         </w:rPr>
-        <w:t>出すか、出さないか、ではなく。</w:t>
+        <w:t>出すか出さないか、ではなく。</w:t>
       </w:r>
     </w:p>
     <w:p>
@@ -1574,7 +1574,7 @@
           <w:i w:val="0"/>
           <w:sz w:val="22"/>
         </w:rPr>
-        <w:t>出す理由と、出さない理由。両方を書いて、どちらか選んだら、選ばなかったほうも残す。それが、功の書き方でした。(仏壇に目を遣る)あの人は、余白に、それをやっていたのでしょう。</w:t>
+        <w:t>出す理由と、出さない理由。両方を書いて、どちらか選んだら、選ばなかったほうも残す。それが功の書き方でした。(仏壇に目を遣る)あの人は、余白にそれをやっていたのでしょう。</w:t>
       </w:r>
     </w:p>
     <w:p>
@@ -1612,7 +1612,7 @@
           <w:i w:val="0"/>
           <w:sz w:val="22"/>
         </w:rPr>
-        <w:t>余白は、公開しません。数と分類だけにします。原文は、父が自分に宛てた手紙だと思う。それが、理由です。反対の理由も、一緒に書きます。「公開すれば、他の誰かが、自分の分を、書き残す気になる」と。</w:t>
+        <w:t>余白は公開しません。数と分類だけにします。原文は父が自分に宛てた手紙だと思う。それが理由です。反対の理由も、一緒に書きます。「公開すれば他の誰かが、自分の分を、書き残す気になる」と。</w:t>
       </w:r>
     </w:p>
     <w:p>
@@ -1635,7 +1635,7 @@
           <w:i w:val="0"/>
           <w:sz w:val="22"/>
         </w:rPr>
-        <w:t>それも、本当でしょうね。</w:t>
+        <w:t>それも本当でしょうね。</w:t>
       </w:r>
     </w:p>
     <w:p>
@@ -1650,7 +1650,7 @@
           <w:color w:val="555555"/>
           <w:sz w:val="22"/>
         </w:rPr>
-        <w:t>(台所のやかんが鳴る。澄子が立ち、湯を急須へ。立ち昇る煙が一本。)</w:t>
+        <w:t>(台所のやかんが鳴る。澄子が立ち湯を急須へ。立ち昇る煙が一本。)</w:t>
       </w:r>
     </w:p>
     <w:p>
@@ -1680,7 +1680,7 @@
           <w:color w:val="555555"/>
           <w:sz w:val="22"/>
         </w:rPr>
-        <w:t>(2024年2月13日(火)午前十一時。第二議員会館一階の会議室。パイプ椅子に、記者が三十人あまり。壇上の長机に、遼と灯。後方に、榊と三浦。机の上に、監査報告書の要約が、紙束で置かれている。バッジは、遼の襟にある。)</w:t>
+        <w:t>(2024年2月13日(火)午前十一時。第二議員会館一階の会議室。パイプ椅子に、記者が三十人あまり。壇上の長机に、遼と灯。後方に榊と三浦。机の上に、監査報告書の要約が、紙束で置かれている。バッジは遼の襟にある。)</w:t>
       </w:r>
     </w:p>
     <w:p>
@@ -1741,7 +1741,7 @@
           <w:i w:val="0"/>
           <w:sz w:val="22"/>
         </w:rPr>
-        <w:t>要点は、三つです。一つ還元の記載が五十二回、そのうち不記載が、直近五年で六回、二千二百八十万円。二つ第七冊に、二十四頁の欠けがあります。三つこの構造は、私の父の団体だけのものでは、ありません。</w:t>
+        <w:t>要点は三つです。一つ還元の記載が五十二回、そのうち不記載が、直近五年で六回、二千二百八十万円。二つ第七冊に、二十四頁の欠けがあります。三つこの構造は、私の父の団体だけのものでは、ありません。</w:t>
       </w:r>
     </w:p>
     <w:p>
@@ -1810,7 +1810,7 @@
           <w:i w:val="0"/>
           <w:sz w:val="22"/>
         </w:rPr>
-        <w:t>それは、お父様を、売るということではありませんか。</w:t>
+        <w:t>それはお父様を、売るということではありませんか。</w:t>
       </w:r>
     </w:p>
     <w:p>
@@ -1856,7 +1856,7 @@
           <w:i w:val="0"/>
           <w:sz w:val="22"/>
         </w:rPr>
-        <w:t>余白の書き込みがあったと、先ほどの資料にあります。内容は、公開されますか。</w:t>
+        <w:t>余白の書き込みがあったと、先ほどの資料にあります。内容は公開されますか。</w:t>
       </w:r>
     </w:p>
     <w:p>
@@ -1879,7 +1879,7 @@
           <w:i w:val="0"/>
           <w:sz w:val="22"/>
         </w:rPr>
-        <w:t>件数と分類は、公開します。原文は、公開しません。遺族の了承を得た上で、私が決めました。理由は、資料の末尾に、公開する理由と合わせて両方、書きました。</w:t>
+        <w:t>件数と分類は、公開します。原文は公開しません。遺族の了承を得た上で、私が決めました。理由は資料の末尾に、公開する理由と合わせて両方、書きました。</w:t>
       </w:r>
     </w:p>
     <w:p>
@@ -1925,7 +1925,7 @@
           <w:i w:val="0"/>
           <w:sz w:val="22"/>
         </w:rPr>
-        <w:t>父が、自分に宛てて書いたものだと、考えるからです。(間)ただ公開すべきだという意見が、正しい面を持っていることも、書きました。</w:t>
+        <w:t>父が自分に宛てて書いたものだと、考えるからです。(間)ただ公開すべきだという意見が、正しい面を持っていることも、書きました。</w:t>
       </w:r>
     </w:p>
     <w:p>
@@ -1986,7 +1986,7 @@
           <w:color w:val="555555"/>
           <w:sz w:val="22"/>
         </w:rPr>
-        <w:t>(ざわめき。記者の何人かが、同時に立つ。後方で榊が、目を閉じる。灯は投影幕の表を、静かに、次のページに送る。)</w:t>
+        <w:t>(ざわめき。記者の何人かが、同時に立つ。後方で榊が、目を閉じる。灯は投影幕の表を、静かに次のページに送る。)</w:t>
       </w:r>
     </w:p>
     <w:p>
@@ -2072,7 +2072,7 @@
           <w:color w:val="555555"/>
           <w:sz w:val="22"/>
         </w:rPr>
-        <w:t>(2024年2月16日(金)午後八時。奥浜市の高台、久我邸。外から手掛かりのない一枚板の門が、今夜は半ば開いている。応接間のテレビに、総理の会見の録画。「内閣は、本日をもって総辞職いたします」。久我が音を消す。遼が向かいの椅子に座っている。秘書の瀬尾が、盆に茶を二つ。)</w:t>
+        <w:t>(2024年2月16日(金)午後八時。奥浜市の高台、久我邸。外から手掛かりのない一枚板の門が、今夜は半ば開いている。応接間のテレビに、総理の会見の録画。「内閣は本日をもって総辞職いたします」。久我が音を消す。遼が向かいの椅子に座っている。秘書の瀬尾が、盆に茶を二つ。)</w:t>
       </w:r>
     </w:p>
     <w:p>
@@ -2141,7 +2141,7 @@
           <w:i w:val="0"/>
           <w:sz w:val="22"/>
         </w:rPr>
-        <w:t>速い。(低く)わしが議員になった頃は、派閥の看板を下ろすと言えば、親の墓を掘り返すのと同じことだった。それが、三日だ。</w:t>
+        <w:t>速い。(低く)わしが議員になった頃は、派閥の看板を下ろすと言えば、親の墓を掘り返すのと同じことだった。それが三日だ。</w:t>
       </w:r>
     </w:p>
     <w:p>
@@ -2187,7 +2187,7 @@
           <w:i w:val="0"/>
           <w:sz w:val="22"/>
         </w:rPr>
-        <w:t>見え方は、二つだ。一つは、それだけ腐りが深かった、ということ。もう一つは(茶を置く)皆が面を革めただけだ、ということ。</w:t>
+        <w:t>見え方は、二つだ。一つはそれだけ腐りが深かった、ということ。もう一つは(茶を置く)皆が面を革めただけだ、ということ。</w:t>
       </w:r>
     </w:p>
     <w:p>
@@ -2210,7 +2210,7 @@
           <w:i w:val="0"/>
           <w:sz w:val="22"/>
         </w:rPr>
-        <w:t>面を、革める。</w:t>
+        <w:t>面を革める。</w:t>
       </w:r>
     </w:p>
     <w:p>
@@ -2233,7 +2233,7 @@
           <w:i w:val="0"/>
           <w:sz w:val="22"/>
         </w:rPr>
-        <w:t>易経の革の卦に、あるだろう。「君子は豹変す。小人は面を革む」。君子は、豹の斑が変わるように、中身から変わる。小人は、顔つきだけ改める。(窓の外の暗い海を見る)看板を下ろして、同じ人間が同じ金を回す。それは、面を革めただけだ。</w:t>
+        <w:t>易経の革の卦に、あるだろう。「君子は豹変す。小人は面を革む」。君子は豹の斑が変わるように、中身から変わる。小人は顔つきだけ改める。(窓の外の暗い海を見る)看板を下ろして、同じ人間が同じ金を回す。それは面を革めただけだ。</w:t>
       </w:r>
     </w:p>
     <w:p>
@@ -2279,7 +2279,7 @@
           <w:i w:val="0"/>
           <w:sz w:val="22"/>
         </w:rPr>
-        <w:t>わしの派閥は、とうに、なくなっている。(間)だがお前の言いたいことは、分かる。家に住んでいた者が、家のなくなった日に、石を投げる側に回る。滑稽だと。</w:t>
+        <w:t>わしの派閥は、とうになくなっている。(間)だがお前の言いたいことは、分かる。家に住んでいた者が、家のなくなった日に、石を投げる側に回る。滑稽だと。</w:t>
       </w:r>
     </w:p>
     <w:p>
@@ -2371,7 +2371,7 @@
           <w:i w:val="0"/>
           <w:sz w:val="22"/>
         </w:rPr>
-        <w:t>畳むも畳まぬも、総会の決議だ。規約九条。議長は、わしだ。わしが招集せんかぎり、会は動かん。(遼を見据える)招集して欲しいか。</w:t>
+        <w:t>畳むも畳まぬも、総会の決議だ。規約九条。議長はわしだ。わしが招集せんかぎり、会は動かん。(遼を見据える)招集して欲しいか。</w:t>
       </w:r>
     </w:p>
     <w:p>
@@ -2417,7 +2417,7 @@
           <w:i w:val="0"/>
           <w:sz w:val="22"/>
         </w:rPr>
-        <w:t>時間はない。国が動いておる。(声を落とす)お前の親父は、会を作ったのではない。会に作られた。わしも、そうだった。だから畳むとも守るとも、わしの口からは言えん。</w:t>
+        <w:t>時間はない。国が動いておる。(声を落とす)お前の親父は、会を作ったのではない。会に作られた。わしもそうだった。だから畳むとも守るとも、わしの口からは言えん。</w:t>
       </w:r>
     </w:p>
     <w:p>
@@ -2440,7 +2440,7 @@
           <w:i w:val="0"/>
           <w:sz w:val="22"/>
         </w:rPr>
-        <w:t>では、誰の口から。</w:t>
+        <w:t>では誰の口から。</w:t>
       </w:r>
     </w:p>
     <w:p>
@@ -2478,7 +2478,7 @@
           <w:color w:val="555555"/>
           <w:sz w:val="22"/>
         </w:rPr>
-        <w:t>(瀬尾が、茶を替える。遼は湯呑みを見つめたまま、動かない。久我が、画面の総理の無音の顔を、リモコンで消す。)</w:t>
+        <w:t>(瀬尾が茶を替える。遼は湯呑みを見つめたまま、動かない。久我が画面の総理の無音の顔を、リモコンで消す。)</w:t>
       </w:r>
     </w:p>
     <w:p>
@@ -2508,7 +2508,7 @@
           <w:color w:val="555555"/>
           <w:sz w:val="22"/>
         </w:rPr>
-        <w:t>(2024年2月20日(火)午後五時。汐見の桐生法律事務所。窓の外は、凪いだ湾と、雪混じりの雨。灯が堀内から転送された起訴状の写しを、机に置く。榊が棚の前に立って、自分の白い湯呑みの欠けを、親指でなぞっている。三浦が、鉄瓶に火を入れる。)</w:t>
+        <w:t>(2024年2月20日(火)午後五時。汐見の桐生法律事務所。窓の外は、凪いだ湾と、雪混じりの雨。灯が堀内から転送された起訴状の写しを、机に置く。榊が棚の前に立って、自分の白い湯呑みの欠けを、親指でなぞっている。三浦が鉄瓶に火を入れる。)</w:t>
       </w:r>
     </w:p>
     <w:p>
@@ -2531,7 +2531,7 @@
           <w:i w:val="0"/>
           <w:sz w:val="22"/>
         </w:rPr>
-        <w:t>午後三時に、地検が在宅起訴しました。罪名は、政治資金規正法違反、不記載。公訴事実は、直近五年の六回、合計二千二百八十万円。会計責任者、榊恭平。</w:t>
+        <w:t>午後三時に、地検が在宅起訴しました。罪名は政治資金規正法違反、不記載。公訴事実は、直近五年の六回、合計二千二百八十万円。会計責任者、榊恭平。</w:t>
       </w:r>
     </w:p>
     <w:p>
@@ -2610,7 +2610,7 @@
           <w:i w:val="0"/>
           <w:sz w:val="22"/>
         </w:rPr>
-        <w:t>起訴状には「会計責任者として、代表者と共謀の上」と。共謀の相手は「故真壁功」。死亡のため、公訴は提起されていません。</w:t>
+        <w:t>起訴状には「会計責任者として、代表者と共謀の上」と。共謀の相手は「故真壁功」。死亡のため公訴は提起されていません。</w:t>
       </w:r>
     </w:p>
     <w:p>
@@ -2679,7 +2679,7 @@
           <w:i w:val="0"/>
           <w:sz w:val="22"/>
         </w:rPr>
-        <w:t>まだ、結構でございます。(間)判決が出る日まではとは、申しません。ただ飲む日に、自分で申します。</w:t>
+        <w:t>まだ結構でございます。(間)判決が出る日まではとは、申しません。ただ飲む日に、自分で申します。</w:t>
       </w:r>
     </w:p>
     <w:p>
@@ -2694,7 +2694,7 @@
           <w:color w:val="555555"/>
           <w:sz w:val="22"/>
         </w:rPr>
-        <w:t>(灯のスマートフォンが震える。画面を見て、顔を上げる。)</w:t>
+        <w:t>(灯のスマートフォンが震える。画面を見て顔を上げる。)</w:t>
       </w:r>
     </w:p>
     <w:p>
@@ -2717,7 +2717,7 @@
           <w:i w:val="0"/>
           <w:sz w:val="22"/>
         </w:rPr>
-        <w:t>先生。もう一件です。法律家の有志の会が、今日付で告発状を提出しました。告発の対象は、潮音会の会計責任者、事務総長の大関氏。……それから、会長代行、真壁遼。</w:t>
+        <w:t>先生。もう一件です。法律家の有志の会が、今日付で告発状を提出しました。告発の対象は、潮音会の会計責任者、事務総長の大関氏。……それから会長代行、真壁遼。</w:t>
       </w:r>
     </w:p>
     <w:p>
@@ -2796,7 +2796,7 @@
           <w:i w:val="0"/>
           <w:sz w:val="22"/>
         </w:rPr>
-        <w:t>先生が、お名前に入るのは。</w:t>
+        <w:t>先生がお名前に入るのは。</w:t>
       </w:r>
     </w:p>
     <w:p>
@@ -2819,7 +2819,7 @@
           <w:i w:val="0"/>
           <w:sz w:val="22"/>
         </w:rPr>
-        <w:t>入っても、おかしくありません。(間)僕は六月から、潮音会の側の帳簿を一度も開いていません。「開く立場だった」と言われれば、そのとおりです。</w:t>
+        <w:t>入ってもおかしくありません。(間)僕は六月から、潮音会の側の帳簿を一度も開いていません。「開く立場だった」と言われれば、そのとおりです。</w:t>
       </w:r>
     </w:p>
     <w:p>
@@ -2875,7 +2875,7 @@
           <w:i w:val="0"/>
           <w:sz w:val="22"/>
         </w:rPr>
-        <w:t>残して、構いません。……もう一つ、確認を。</w:t>
+        <w:t>残して構いません。……もう一つ、確認を。</w:t>
       </w:r>
     </w:p>
     <w:p>
@@ -2921,7 +2921,7 @@
           <w:i w:val="0"/>
           <w:sz w:val="22"/>
         </w:rPr>
-        <w:t>僕の側の報告書は、昨年五月から「受け取らない」形で通してあります。その形が、正しかったかどうかを、告発とは別に、僕自身が、調べ直したい。</w:t>
+        <w:t>僕の側の報告書は、昨年五月から「受け取らない」形で通してあります。その形が正しかったかどうかを、告発とは別に、僕自身が、調べ直したい。</w:t>
       </w:r>
     </w:p>
     <w:p>
@@ -3022,7 +3022,7 @@
           <w:i w:val="0"/>
           <w:sz w:val="22"/>
         </w:rPr>
-        <w:t>今夜は、テレビを点けねえことにしだ。どのチャンネルも、同じ顔だべ。</w:t>
+        <w:t>今夜はテレビを点けねえことにしだ。どのチャンネルも、同じ顔だべ。</w:t>
       </w:r>
     </w:p>
     <w:p>
@@ -3045,7 +3045,7 @@
           <w:i w:val="0"/>
           <w:sz w:val="22"/>
         </w:rPr>
-        <w:t>派閥が、四つ潰れた。内閣も、潰れた。(魚の骨を取る手を止めずに)んでそれがどうしたってんだ。</w:t>
+        <w:t>派閥が四つ潰れた。内閣も潰れた。(魚の骨を取る手を止めずに)んでそれがどうしたってんだ。</w:t>
       </w:r>
     </w:p>
     <w:p>
@@ -3068,7 +3068,7 @@
           <w:i w:val="0"/>
           <w:sz w:val="22"/>
         </w:rPr>
-        <w:t>おら、嬉しいとも、悲しいとも、まだ思えねえ。だども、一つだけ分がる。あの人たちが、今ごろ「申し訳ありません」と言ってる口で、遠藤さんは「風邪ひぐな」と言ったんだ。</w:t>
+        <w:t>おら嬉しいとも、悲しいとも、まだ思えねえ。だども一つだけ分がる。あの人たちが、今ごろ「申し訳ありません」と言ってる口で、遠藤さんは「風邪ひぐな」と言ったんだ。</w:t>
       </w:r>
     </w:p>
     <w:p>
@@ -3091,7 +3091,7 @@
           <w:i w:val="0"/>
           <w:sz w:val="22"/>
         </w:rPr>
-        <w:t>手のひらを返すのが、早いのよ。(箸を置く)四年前に、あたしたちが署の前で言ってたことを、今日になって、国が言いはじめた。「責任を取る」「身を引く」って。順番が、逆でしょう。</w:t>
+        <w:t>手のひらを返すのが、早いのよ。(箸を置く)四年前に、あたしたちが署の前で言ってたことを、今日になって、国が言いはじめた。「責任を取る」「身を引く」って。順番が逆でしょう。</w:t>
       </w:r>
     </w:p>
     <w:p>
@@ -3137,7 +3137,7 @@
           <w:i w:val="0"/>
           <w:sz w:val="22"/>
         </w:rPr>
-        <w:t>でも、止めたいとは思わない。壊れるのを、黙って見てるのも、あたしたちが長くやってきたことだもの。壊れたなら、そのあと、何が建つのかを見るだけ。</w:t>
+        <w:t>でも止めたいとは思わない。壊れるのを、黙って見てるのも、あたしたちが長くやってきたことだもの。壊れたならそのあと、何が建つのかを見るだけ。</w:t>
       </w:r>
     </w:p>
     <w:p>
@@ -3183,7 +3183,7 @@
           <w:i w:val="0"/>
           <w:sz w:val="22"/>
         </w:rPr>
-        <w:t>それを、監視するのが、次の仕事。</w:t>
+        <w:t>それを監視するのが、次の仕事。</w:t>
       </w:r>
     </w:p>
     <w:p>
@@ -3198,7 +3198,7 @@
           <w:color w:val="555555"/>
           <w:sz w:val="22"/>
         </w:rPr>
-        <w:t>(女将が、湯呑みを順に回す。最初の一杯は、大城の前。)</w:t>
+        <w:t>(女将が湯呑みを順に回す。最初の一杯は、大城の前。)</w:t>
       </w:r>
     </w:p>
     <w:p>
@@ -3221,7 +3221,7 @@
           <w:i w:val="0"/>
           <w:sz w:val="22"/>
         </w:rPr>
-        <w:t>一番長く、待ってた人からだべ。</w:t>
+        <w:t>一番長く待ってた人からだべ。</w:t>
       </w:r>
     </w:p>
     <w:p>
@@ -3244,7 +3244,7 @@
           <w:i w:val="0"/>
           <w:sz w:val="22"/>
         </w:rPr>
-        <w:t>あたしが、一番じゃないでしょう。(浜野を見る)</w:t>
+        <w:t>あたしが一番じゃないでしょう。(浜野を見る)</w:t>
       </w:r>
     </w:p>
     <w:p>
@@ -3282,7 +3282,7 @@
           <w:color w:val="555555"/>
           <w:sz w:val="22"/>
         </w:rPr>
-        <w:t>(大城が、ゆっくり、ほうじ茶を口に含む。)</w:t>
+        <w:t>(大城がゆっくり、ほうじ茶を口に含む。)</w:t>
       </w:r>
     </w:p>
     <w:p>
@@ -3361,7 +3361,7 @@
           <w:i w:val="0"/>
           <w:sz w:val="22"/>
         </w:rPr>
-        <w:t>遼。(湯呑みを、座卓に置く)おめえは、壊してねえ。んだども、見せた。見せる、ってのは壊すより、重いこどもある。</w:t>
+        <w:t>遼。(湯呑みを、座卓に置く)おめえは、壊してねえ。んだども、見せた。見せるってのは壊すより、重いこどもある。</w:t>
       </w:r>
     </w:p>
     <w:p>
@@ -3407,7 +3407,7 @@
           <w:i w:val="0"/>
           <w:sz w:val="22"/>
         </w:rPr>
-        <w:t>おらの船は、国が沈んでも、出ねえと魚が獲れねえ。派閥が潰れでも、こっちの湾は、まだ試験操業の話が終わってねえ。(間)そんな夜に、おめえが「壊してません」と言うのが、おらは、腑に落ぢねえ。</w:t>
+        <w:t>おらの船は、国が沈んでも、出ねえと魚が獲れねえ。派閥が潰れでも、こっちの湾は、まだ試験操業の話が終わってねえ。(間)そんな夜に、おめえが「壊してません」と言うのが、おらは腑に落ぢねえ。</w:t>
       </w:r>
     </w:p>
     <w:p>
@@ -3468,7 +3468,7 @@
           <w:color w:val="555555"/>
           <w:sz w:val="22"/>
         </w:rPr>
-        <w:t>(遼は湯呑みを両手で持ったまま、しばらく黙る。女将が、魚の皿を、そっと真ん中に寄せる。)</w:t>
+        <w:t>(遼は湯呑みを両手で持ったまま、しばらく黙る。女将が魚の皿を、そっと真ん中に寄せる。)</w:t>
       </w:r>
     </w:p>
     <w:p>
@@ -3537,7 +3537,7 @@
           <w:i w:val="0"/>
           <w:sz w:val="22"/>
         </w:rPr>
-        <w:t>蜘蛛の子を散らすように、人がいなぐなるって、今夜の議員会館のことだべな。うちの店は、今日も、客は来てるよ。</w:t>
+        <w:t>蜘蛛の子を散らすように、人がいなぐなるって、今夜の議員会館のことだべな。うちの店は、今日も客は来てるよ。</w:t>
       </w:r>
     </w:p>
     <w:p>
@@ -3575,7 +3575,7 @@
           <w:color w:val="555555"/>
           <w:sz w:val="22"/>
         </w:rPr>
-        <w:t>(座敷に、短い笑い。遠藤の青い湯呑みの麦茶が、少し揺れる。)</w:t>
+        <w:t>(座敷に短い笑い。遠藤の青い湯呑みの麦茶が、少し揺れる。)</w:t>
       </w:r>
     </w:p>
     <w:p>
@@ -3605,7 +3605,7 @@
           <w:color w:val="555555"/>
           <w:sz w:val="22"/>
         </w:rPr>
-        <w:t>(2024年2月29日(木)午後九時。第一議員会館七一五号室。窓の外に、閏日の細い月。机に電気ポットと白い湯呑みが二つ。灯は帰り榊が、書類の整理を終えて、帰り支度をしている。扉が静かに叩かれる。神崎が、外套を腕に掛けて入ってくる。)</w:t>
+        <w:t>(2024年2月29日(木)午後九時。第一議員会館七一五号室。窓の外に、閏日の細い月。机に電気ポットと白い湯呑みが二つ。灯は帰り榊が、書類の整理を終えて、帰り支度をしている。扉が静かに叩かれる。神崎が外套を腕に掛けて入ってくる。)</w:t>
       </w:r>
     </w:p>
     <w:p>
@@ -3789,7 +3789,7 @@
           <w:i w:val="0"/>
           <w:sz w:val="22"/>
         </w:rPr>
-        <w:t>私の名前は、消えました。(淡々と)内閣が総辞職して、人事が白紙になった。これは、幸運です。官邸にまだ、立っていられる。</w:t>
+        <w:t>私の名前は、消えました。(淡々と)内閣が総辞職して、人事が白紙になった。これは幸運です。官邸にまだ立っていられる。</w:t>
       </w:r>
     </w:p>
     <w:p>
@@ -3827,7 +3827,7 @@
           <w:i w:val="0"/>
           <w:sz w:val="22"/>
         </w:rPr>
-        <w:t>私は、失礼してよろしゅうございますか。</w:t>
+        <w:t>私は失礼してよろしゅうございますか。</w:t>
       </w:r>
     </w:p>
     <w:p>
@@ -3850,7 +3850,7 @@
           <w:i w:val="0"/>
           <w:sz w:val="22"/>
         </w:rPr>
-        <w:t>いえ、榊さんも、居てください。(遼に)先生。派閥が壊れたあとの政治は、官邸に集まります。派閥という調整の場を失った政治は、早く決める場所を探す。早く決める場所は、官邸の五階です。</w:t>
+        <w:t>いえ榊さんも、居てください。(遼に)先生。派閥が壊れたあとの政治は、官邸に集まります。派閥という調整の場を失った政治は、早く決める場所を探す。早く決める場所は、官邸の五階です。</w:t>
       </w:r>
     </w:p>
     <w:p>
@@ -3919,7 +3919,7 @@
           <w:i w:val="0"/>
           <w:sz w:val="22"/>
         </w:rPr>
-        <w:t>僕も、そうは思っていません。</w:t>
+        <w:t>僕もそうは思っていません。</w:t>
       </w:r>
     </w:p>
     <w:p>
@@ -3942,7 +3942,7 @@
           <w:i w:val="0"/>
           <w:sz w:val="22"/>
         </w:rPr>
-        <w:t>先生が、余白の原文を出されなかったことを、新聞で読みました。(間)あれは、正しい。出していれば、先生は、父上の亡霊と、世論の間で、動けなくなったでしょう。</w:t>
+        <w:t>先生が余白の原文を出されなかったことを、新聞で読みました。(間)あれは、正しい。出していれば、先生は父上の亡霊と、世論の間で、動けなくなったでしょう。</w:t>
       </w:r>
     </w:p>
     <w:p>
@@ -3988,7 +3988,7 @@
           <w:i w:val="0"/>
           <w:sz w:val="22"/>
         </w:rPr>
-        <w:t>ええ、分かりません。(微かに笑う)分からないものを、そのまま、分からないと言える人間がいま、官邸にも、国会にも、少なすぎます。</w:t>
+        <w:t>ええ分かりません。(微かに笑う)分からないものを、そのまま、分からないと言える人間がいま、官邸にも、国会にも、少なすぎます。</w:t>
       </w:r>
     </w:p>
     <w:p>
@@ -4003,7 +4003,7 @@
           <w:color w:val="555555"/>
           <w:sz w:val="22"/>
         </w:rPr>
-        <w:t>(榊が扉の取っ手から、手を離す。神崎が、立ち上がる。)</w:t>
+        <w:t>(榊が扉の取っ手から、手を離す。神崎が立ち上がる。)</w:t>
       </w:r>
     </w:p>
     <w:p>
@@ -4072,7 +4072,7 @@
           <w:i w:val="0"/>
           <w:sz w:val="22"/>
         </w:rPr>
-        <w:t>決まったら、先生の口から、お聞かせください。私は傍聴人として、後ろに座ります。</w:t>
+        <w:t>決まったら先生の口から、お聞かせください。私は傍聴人として、後ろに座ります。</w:t>
       </w:r>
     </w:p>
     <w:p>
